--- a/Планирование перспроекта, Забнин Платон.docx
+++ b/Планирование перспроекта, Забнин Платон.docx
@@ -454,7 +454,7 @@
                 <w:sz w:val="24"/>
                 <w:szCs w:val="24"/>
               </w:rPr>
-              <w:t>не сделано</w:t>
+              <w:t>сделано</w:t>
             </w:r>
           </w:p>
         </w:tc>
@@ -597,7 +597,7 @@
                 <w:sz w:val="24"/>
                 <w:szCs w:val="24"/>
               </w:rPr>
-              <w:t>не сделано</w:t>
+              <w:t>сделано</w:t>
             </w:r>
           </w:p>
         </w:tc>
@@ -731,7 +731,7 @@
                 <w:sz w:val="24"/>
                 <w:szCs w:val="24"/>
               </w:rPr>
-              <w:t>не сделано</w:t>
+              <w:t>сделано</w:t>
             </w:r>
           </w:p>
         </w:tc>
@@ -1111,31 +1111,7 @@
                 <w:sz w:val="24"/>
                 <w:szCs w:val="24"/>
               </w:rPr>
-              <w:t>Разработка</w:t>
-            </w:r>
-            <w:r>
-              <w:rPr>
-                <w:rFonts w:ascii="Times New Roman" w:hAnsi="Times New Roman" w:cs="Times New Roman"/>
-                <w:sz w:val="24"/>
-                <w:szCs w:val="24"/>
-              </w:rPr>
-              <w:t xml:space="preserve"> своих </w:t>
-            </w:r>
-            <w:r>
-              <w:rPr>
-                <w:rFonts w:ascii="Times New Roman" w:hAnsi="Times New Roman" w:cs="Times New Roman"/>
-                <w:sz w:val="24"/>
-                <w:szCs w:val="24"/>
-              </w:rPr>
-              <w:t>алгоритмов</w:t>
-            </w:r>
-            <w:r>
-              <w:rPr>
-                <w:rFonts w:ascii="Times New Roman" w:hAnsi="Times New Roman" w:cs="Times New Roman"/>
-                <w:sz w:val="24"/>
-                <w:szCs w:val="24"/>
-              </w:rPr>
-              <w:t xml:space="preserve"> на базе существующих</w:t>
+              <w:t>Разработка своих алгоритмов на базе существующих</w:t>
             </w:r>
           </w:p>
         </w:tc>
@@ -1409,7 +1385,7 @@
                 <w:sz w:val="24"/>
                 <w:szCs w:val="24"/>
               </w:rPr>
-              <w:t>не сделано</w:t>
+              <w:t>в процессе</w:t>
             </w:r>
           </w:p>
         </w:tc>
